--- a/COMPLIANCE_DOCUMENTS/SUPPLIER_DOCUMENTS/PROAXIS_SOLUTIONS_SUPPLIER_ONBOARDING_PACK.docx
+++ b/COMPLIANCE_DOCUMENTS/SUPPLIER_DOCUMENTS/PROAXIS_SOLUTIONS_SUPPLIER_ONBOARDING_PACK.docx
@@ -40,12 +40,7 @@
         <w:t xml:space="preserve">Version:</w:t>
       </w:r>
       <w:r>
-        <w:t xml:space="preserve"> </w:t>
-      </w:r>
-      <w:r>
-        <w:t xml:space="preserve">1.0</w:t>
-      </w:r>
-      <w:r>
+        <w:t xml:space="preserve"> 1.0</w:t>
         <w:br/>
       </w:r>
       <w:r>
@@ -55,12 +50,7 @@
         <w:t xml:space="preserve">Date:</w:t>
       </w:r>
       <w:r>
-        <w:t xml:space="preserve"> </w:t>
-      </w:r>
-      <w:r>
-        <w:t xml:space="preserve">June 2026</w:t>
-      </w:r>
-      <w:r>
+        <w:t xml:space="preserve"> June 2026</w:t>
         <w:br/>
       </w:r>
       <w:r>
@@ -70,10 +60,7 @@
         <w:t xml:space="preserve">Purpose:</w:t>
       </w:r>
       <w:r>
-        <w:t xml:space="preserve"> </w:t>
-      </w:r>
-      <w:r>
-        <w:t xml:space="preserve">Corporate vendor registration and supplier onboarding with private sector, enterprise, and government clients</w:t>
+        <w:t xml:space="preserve"> Corporate vendor registration and supplier onboarding with private sector, enterprise, and government clients</w:t>
       </w:r>
     </w:p>
     <w:p>
@@ -81,47 +68,6 @@
         <w:pict>
           <v:rect style="width:0;height:1.5pt" o:hralign="center" o:hrstd="t" o:hr="t"/>
         </w:pict>
-      </w:r>
-    </w:p>
-    <w:p>
-      <w:pPr>
-        <w:pStyle w:val="BlockText"/>
-      </w:pPr>
-      <w:r>
-        <w:t xml:space="preserve">⚠️</w:t>
-      </w:r>
-      <w:r>
-        <w:t xml:space="preserve"> </w:t>
-      </w:r>
-      <w:r>
-        <w:rPr>
-          <w:b/>
-        </w:rPr>
-        <w:t xml:space="preserve">AI-GENERATED DOCUMENT</w:t>
-      </w:r>
-      <w:r>
-        <w:t xml:space="preserve"> </w:t>
-      </w:r>
-      <w:r>
-        <w:t xml:space="preserve">— This pack was prepared with AI assistance. All information must be verified by the Director before submission to any client or procurement authority. Documents listed as</w:t>
-      </w:r>
-      <w:r>
-        <w:t xml:space="preserve"> </w:t>
-      </w:r>
-      <w:r>
-        <w:t xml:space="preserve">“</w:t>
-      </w:r>
-      <w:r>
-        <w:t xml:space="preserve">pending</w:t>
-      </w:r>
-      <w:r>
-        <w:t xml:space="preserve">”</w:t>
-      </w:r>
-      <w:r>
-        <w:t xml:space="preserve"> </w:t>
-      </w:r>
-      <w:r>
-        <w:t xml:space="preserve">must be obtained before submission.</w:t>
       </w:r>
     </w:p>
     <w:p>
@@ -779,10 +725,7 @@
               <w:jc w:val="left"/>
             </w:pPr>
             <w:r>
-              <w:t xml:space="preserve">info@proaxissolutions.co.za</w:t>
-            </w:r>
-            <w:r>
-              <w:t xml:space="preserve"> </w:t>
+              <w:t xml:space="preserve">info@proaxissolutions.co.za </w:t>
             </w:r>
             <w:r>
               <w:rPr>
@@ -1190,10 +1133,7 @@
         <w:pStyle w:val="BlockText"/>
       </w:pPr>
       <w:r>
-        <w:t xml:space="preserve">⚠️</w:t>
-      </w:r>
-      <w:r>
-        <w:t xml:space="preserve"> </w:t>
+        <w:t xml:space="preserve">⚠️ </w:t>
       </w:r>
       <w:r>
         <w:rPr>
@@ -1202,10 +1142,7 @@
         <w:t xml:space="preserve">CRITICAL:</w:t>
       </w:r>
       <w:r>
-        <w:t xml:space="preserve"> </w:t>
-      </w:r>
-      <w:r>
-        <w:t xml:space="preserve">Never submit banking details unless they have been taken directly from a verified bank statement or the FNB online banking portal. A bank verification letter (less than 3 months old) must accompany banking details in any formal procurement submission. Obtain a bank confirmation letter from FNB before submitting to any procurement authority.</w:t>
+        <w:t xml:space="preserve"> Never submit banking details unless they have been taken directly from a verified bank statement or the FNB online banking portal. A bank verification letter (less than 3 months old) must accompany banking details in any formal procurement submission. Obtain a bank confirmation letter from FNB before submitting to any procurement authority.</w:t>
       </w:r>
     </w:p>
     <w:p>
@@ -2294,10 +2231,7 @@
         <w:t xml:space="preserve">Important:</w:t>
       </w:r>
       <w:r>
-        <w:t xml:space="preserve"> </w:t>
-      </w:r>
-      <w:r>
-        <w:t xml:space="preserve">Never submit an SBD containing incorrect information. Misrepresentation is a ground for immediate disqualification and blacklisting.</w:t>
+        <w:t xml:space="preserve"> Never submit an SBD containing incorrect information. Misrepresentation is a ground for immediate disqualification and blacklisting.</w:t>
       </w:r>
     </w:p>
     <w:p>
@@ -2355,8 +2289,6 @@
       </w:r>
       <w:r>
         <w:br/>
-      </w:r>
-      <w:r>
         <w:br/>
       </w:r>
       <w:r>
@@ -2376,8 +2308,6 @@
       </w:r>
       <w:r>
         <w:br/>
-      </w:r>
-      <w:r>
         <w:br/>
       </w:r>
       <w:r>
@@ -2415,8 +2345,6 @@
       </w:r>
       <w:r>
         <w:br/>
-      </w:r>
-      <w:r>
         <w:br/>
       </w:r>
       <w:r>
@@ -2445,8 +2373,6 @@
       </w:r>
       <w:r>
         <w:br/>
-      </w:r>
-      <w:r>
         <w:br/>
       </w:r>
       <w:r>
@@ -2466,8 +2392,6 @@
       </w:r>
       <w:r>
         <w:br/>
-      </w:r>
-      <w:r>
         <w:br/>
       </w:r>
       <w:r>
@@ -2478,8 +2402,6 @@
       </w:r>
       <w:r>
         <w:br/>
-      </w:r>
-      <w:r>
         <w:br/>
       </w:r>
       <w:r>
@@ -2784,10 +2706,7 @@
         <w:pStyle w:val="FirstParagraph"/>
       </w:pPr>
       <w:r>
-        <w:t xml:space="preserve">Proaxis Solutions achieves the</w:t>
-      </w:r>
-      <w:r>
-        <w:t xml:space="preserve"> </w:t>
+        <w:t xml:space="preserve">Proaxis Solutions achieves the </w:t>
       </w:r>
       <w:r>
         <w:rPr>
@@ -2796,10 +2715,7 @@
         <w:t xml:space="preserve">maximum possible B-BBEE preference points</w:t>
       </w:r>
       <w:r>
-        <w:t xml:space="preserve"> </w:t>
-      </w:r>
-      <w:r>
-        <w:t xml:space="preserve">under the 80/20 procurement system:</w:t>
+        <w:t xml:space="preserve"> under the 80/20 procurement system:</w:t>
       </w:r>
     </w:p>
     <w:tbl>
@@ -2992,10 +2908,7 @@
         <w:t xml:space="preserve">What this means for procurement officers:</w:t>
       </w:r>
       <w:r>
-        <w:t xml:space="preserve"> </w:t>
-      </w:r>
-      <w:r>
-        <w:t xml:space="preserve">Proaxis Solutions scores the maximum possible B-BBEE preference points on every submission, giving clients the full B-BBEE scorecard benefit at no additional cost.</w:t>
+        <w:t xml:space="preserve"> Proaxis Solutions scores the maximum possible B-BBEE preference points on every submission, giving clients the full B-BBEE scorecard benefit at no additional cost.</w:t>
       </w:r>
     </w:p>
     <w:p>
